--- a/Documentation/QA PLAN & STRATEGY/Epic003 - Plan& Strategy of Tests.docx
+++ b/Documentation/QA PLAN & STRATEGY/Epic003 - Plan& Strategy of Tests.docx
@@ -869,14 +869,7 @@
           <w:b w:val="1"/>
           <w:rtl w:val="0"/>
         </w:rPr>
-        <w:t xml:space="preserve">US008</w:t>
-      </w:r>
-      <w:r>
-        <w:rPr>
-          <w:b w:val="1"/>
-          <w:rtl w:val="0"/>
-        </w:rPr>
-        <w:t xml:space="preserve">: Create Patient</w:t>
+        <w:t xml:space="preserve">US008: Create Patient</w:t>
       </w:r>
     </w:p>
     <w:p>
@@ -1410,11 +1403,6 @@
         </w:rPr>
         <w:t xml:space="preserve">US010: View Patients List</w:t>
       </w:r>
-      <w:r>
-        <w:rPr>
-          <w:rtl w:val="0"/>
-        </w:rPr>
-      </w:r>
     </w:p>
     <w:p>
       <w:pPr>
@@ -1578,9 +1566,10 @@
             <w:pPr>
               <w:numPr>
                 <w:ilvl w:val="0"/>
-                <w:numId w:val="2"/>
+                <w:numId w:val="3"/>
               </w:numPr>
               <w:ind w:left="720" w:hanging="360"/>
+              <w:rPr/>
             </w:pPr>
             <w:r>
               <w:rPr>
@@ -1593,9 +1582,10 @@
             <w:pPr>
               <w:numPr>
                 <w:ilvl w:val="0"/>
-                <w:numId w:val="2"/>
+                <w:numId w:val="3"/>
               </w:numPr>
               <w:ind w:left="720" w:hanging="360"/>
+              <w:rPr/>
             </w:pPr>
             <w:r>
               <w:rPr>
@@ -1822,9 +1812,10 @@
             <w:pPr>
               <w:numPr>
                 <w:ilvl w:val="0"/>
-                <w:numId w:val="2"/>
+                <w:numId w:val="3"/>
               </w:numPr>
               <w:ind w:left="720" w:hanging="360"/>
+              <w:rPr/>
             </w:pPr>
             <w:r>
               <w:rPr>
@@ -1837,9 +1828,10 @@
             <w:pPr>
               <w:numPr>
                 <w:ilvl w:val="0"/>
-                <w:numId w:val="2"/>
+                <w:numId w:val="3"/>
               </w:numPr>
               <w:ind w:left="720" w:hanging="360"/>
+              <w:rPr/>
             </w:pPr>
             <w:r>
               <w:rPr>
@@ -1920,7 +1912,7 @@
     <w:sdt>
       <w:sdtPr>
         <w:lock w:val="contentLocked"/>
-        <w:id w:val="2058543375"/>
+        <w:id w:val="1424065641"/>
         <w:tag w:val="goog_rdk_0"/>
       </w:sdtPr>
       <w:sdtContent>
@@ -2055,9 +2047,10 @@
                 <w:pPr>
                   <w:numPr>
                     <w:ilvl w:val="0"/>
-                    <w:numId w:val="2"/>
+                    <w:numId w:val="3"/>
                   </w:numPr>
                   <w:ind w:left="720" w:hanging="360"/>
+                  <w:rPr/>
                 </w:pPr>
                 <w:r>
                   <w:rPr>
@@ -2152,9 +2145,10 @@
                 <w:pPr>
                   <w:numPr>
                     <w:ilvl w:val="0"/>
-                    <w:numId w:val="2"/>
+                    <w:numId w:val="3"/>
                   </w:numPr>
                   <w:ind w:left="720" w:hanging="360"/>
+                  <w:rPr/>
                 </w:pPr>
                 <w:r>
                   <w:rPr>
@@ -2167,9 +2161,10 @@
                 <w:pPr>
                   <w:numPr>
                     <w:ilvl w:val="0"/>
-                    <w:numId w:val="2"/>
+                    <w:numId w:val="3"/>
                   </w:numPr>
                   <w:ind w:left="720" w:hanging="360"/>
+                  <w:rPr/>
                 </w:pPr>
                 <w:r>
                   <w:rPr>
@@ -2252,7 +2247,7 @@
     <w:sdt>
       <w:sdtPr>
         <w:lock w:val="contentLocked"/>
-        <w:id w:val="-1405345082"/>
+        <w:id w:val="-431458542"/>
         <w:tag w:val="goog_rdk_1"/>
       </w:sdtPr>
       <w:sdtContent>
@@ -2397,9 +2392,10 @@
                 <w:pPr>
                   <w:numPr>
                     <w:ilvl w:val="0"/>
-                    <w:numId w:val="2"/>
+                    <w:numId w:val="3"/>
                   </w:numPr>
                   <w:ind w:left="720" w:hanging="360"/>
+                  <w:rPr/>
                 </w:pPr>
                 <w:r>
                   <w:rPr>
@@ -2532,9 +2528,10 @@
       <w:pPr>
         <w:numPr>
           <w:ilvl w:val="0"/>
-          <w:numId w:val="1"/>
+          <w:numId w:val="2"/>
         </w:numPr>
         <w:ind w:left="720" w:hanging="360"/>
+        <w:rPr/>
       </w:pPr>
       <w:r>
         <w:rPr>
@@ -2547,9 +2544,10 @@
       <w:pPr>
         <w:numPr>
           <w:ilvl w:val="1"/>
-          <w:numId w:val="1"/>
+          <w:numId w:val="2"/>
         </w:numPr>
         <w:ind w:left="1440" w:hanging="360"/>
+        <w:rPr/>
       </w:pPr>
       <w:r>
         <w:rPr>
@@ -2562,9 +2560,10 @@
       <w:pPr>
         <w:numPr>
           <w:ilvl w:val="1"/>
-          <w:numId w:val="1"/>
+          <w:numId w:val="2"/>
         </w:numPr>
         <w:ind w:left="1440" w:hanging="360"/>
+        <w:rPr/>
       </w:pPr>
       <w:r>
         <w:rPr>
@@ -2577,9 +2576,10 @@
       <w:pPr>
         <w:numPr>
           <w:ilvl w:val="1"/>
-          <w:numId w:val="1"/>
+          <w:numId w:val="2"/>
         </w:numPr>
         <w:ind w:left="1440" w:hanging="360"/>
+        <w:rPr/>
       </w:pPr>
       <w:r>
         <w:rPr>
@@ -2592,9 +2592,10 @@
       <w:pPr>
         <w:numPr>
           <w:ilvl w:val="1"/>
-          <w:numId w:val="1"/>
+          <w:numId w:val="2"/>
         </w:numPr>
         <w:ind w:left="1440" w:hanging="360"/>
+        <w:rPr/>
       </w:pPr>
       <w:r>
         <w:rPr>
@@ -2607,7 +2608,7 @@
       <w:pPr>
         <w:numPr>
           <w:ilvl w:val="1"/>
-          <w:numId w:val="1"/>
+          <w:numId w:val="2"/>
         </w:numPr>
         <w:ind w:left="1440" w:hanging="360"/>
         <w:rPr>
@@ -2619,6 +2620,11 @@
           <w:rtl w:val="0"/>
         </w:rPr>
         <w:t xml:space="preserve">Test Pacient deactivation on the list and on Detail</w:t>
+      </w:r>
+      <w:r>
+        <w:rPr>
+          <w:rtl w:val="0"/>
+        </w:rPr>
       </w:r>
     </w:p>
     <w:p>
@@ -2629,7 +2635,7 @@
         <w:widowControl w:val="1"/>
         <w:numPr>
           <w:ilvl w:val="0"/>
-          <w:numId w:val="1"/>
+          <w:numId w:val="2"/>
         </w:numPr>
         <w:pBdr>
           <w:top w:space="0" w:sz="0" w:val="nil"/>
@@ -3383,9 +3389,10 @@
             <w:pPr>
               <w:numPr>
                 <w:ilvl w:val="0"/>
-                <w:numId w:val="2"/>
+                <w:numId w:val="3"/>
               </w:numPr>
               <w:ind w:left="720" w:hanging="360"/>
+              <w:rPr/>
             </w:pPr>
             <w:r>
               <w:rPr>
@@ -3398,9 +3405,10 @@
             <w:pPr>
               <w:numPr>
                 <w:ilvl w:val="0"/>
-                <w:numId w:val="2"/>
+                <w:numId w:val="3"/>
               </w:numPr>
               <w:ind w:left="720" w:hanging="360"/>
+              <w:rPr/>
             </w:pPr>
             <w:r>
               <w:rPr>
@@ -3474,9 +3482,10 @@
             <w:pPr>
               <w:numPr>
                 <w:ilvl w:val="0"/>
-                <w:numId w:val="2"/>
+                <w:numId w:val="3"/>
               </w:numPr>
               <w:ind w:left="720" w:hanging="360"/>
+              <w:rPr/>
             </w:pPr>
             <w:r>
               <w:rPr>
@@ -3560,9 +3569,10 @@
             <w:pPr>
               <w:numPr>
                 <w:ilvl w:val="0"/>
-                <w:numId w:val="2"/>
+                <w:numId w:val="3"/>
               </w:numPr>
               <w:ind w:left="720" w:hanging="360"/>
+              <w:rPr/>
             </w:pPr>
             <w:r>
               <w:rPr>
@@ -3593,6 +3603,143 @@
               <w:rPr>
                 <w:rtl w:val="0"/>
               </w:rPr>
+            </w:r>
+          </w:p>
+        </w:tc>
+      </w:tr>
+      <w:tr>
+        <w:trPr>
+          <w:cantSplit w:val="0"/>
+          <w:tblHeader w:val="0"/>
+        </w:trPr>
+        <w:tc>
+          <w:tcPr/>
+          <w:p>
+            <w:pPr>
+              <w:jc w:val="center"/>
+              <w:rPr/>
+            </w:pPr>
+            <w:r>
+              <w:rPr>
+                <w:rtl w:val="0"/>
+              </w:rPr>
+            </w:r>
+          </w:p>
+        </w:tc>
+        <w:tc>
+          <w:tcPr/>
+          <w:p>
+            <w:pPr>
+              <w:rPr/>
+            </w:pPr>
+            <w:r>
+              <w:rPr>
+                <w:rtl w:val="0"/>
+              </w:rPr>
+              <w:t xml:space="preserve">Get All Pacients</w:t>
+            </w:r>
+          </w:p>
+        </w:tc>
+        <w:tc>
+          <w:tcPr/>
+          <w:p>
+            <w:pPr>
+              <w:numPr>
+                <w:ilvl w:val="0"/>
+                <w:numId w:val="1"/>
+              </w:numPr>
+              <w:ind w:left="720" w:hanging="360"/>
+              <w:rPr>
+                <w:u w:val="none"/>
+              </w:rPr>
+            </w:pPr>
+            <w:r>
+              <w:rPr>
+                <w:rtl w:val="0"/>
+              </w:rPr>
+              <w:t xml:space="preserve">Shows up a list of patients</w:t>
+              <w:tab/>
+            </w:r>
+          </w:p>
+        </w:tc>
+        <w:tc>
+          <w:tcPr/>
+          <w:p>
+            <w:pPr>
+              <w:rPr/>
+            </w:pPr>
+            <w:r>
+              <w:rPr>
+                <w:rtl w:val="0"/>
+              </w:rPr>
+              <w:t xml:space="preserve">API</w:t>
+            </w:r>
+          </w:p>
+        </w:tc>
+      </w:tr>
+      <w:tr>
+        <w:trPr>
+          <w:cantSplit w:val="0"/>
+          <w:tblHeader w:val="0"/>
+        </w:trPr>
+        <w:tc>
+          <w:tcPr/>
+          <w:p>
+            <w:pPr>
+              <w:jc w:val="center"/>
+              <w:rPr/>
+            </w:pPr>
+            <w:r>
+              <w:rPr>
+                <w:rtl w:val="0"/>
+              </w:rPr>
+            </w:r>
+          </w:p>
+        </w:tc>
+        <w:tc>
+          <w:tcPr/>
+          <w:p>
+            <w:pPr>
+              <w:rPr/>
+            </w:pPr>
+            <w:r>
+              <w:rPr>
+                <w:rtl w:val="0"/>
+              </w:rPr>
+              <w:t xml:space="preserve">Get All Pacients without token</w:t>
+            </w:r>
+          </w:p>
+        </w:tc>
+        <w:tc>
+          <w:tcPr/>
+          <w:p>
+            <w:pPr>
+              <w:numPr>
+                <w:ilvl w:val="0"/>
+                <w:numId w:val="1"/>
+              </w:numPr>
+              <w:ind w:left="720" w:hanging="360"/>
+            </w:pPr>
+            <w:r>
+              <w:rPr>
+                <w:rtl w:val="0"/>
+              </w:rPr>
+              <w:t xml:space="preserve">should show status error 401 (Invalid Token)</w:t>
+              <w:tab/>
+            </w:r>
+          </w:p>
+        </w:tc>
+        <w:tc>
+          <w:tcPr/>
+          <w:p>
+            <w:pPr>
+              <w:rPr/>
+            </w:pPr>
+            <w:r>
+              <w:rPr>
+                <w:rtl w:val="0"/>
+              </w:rPr>
+              <w:t xml:space="preserve">API</w:t>
             </w:r>
           </w:p>
         </w:tc>
@@ -4381,6 +4528,116 @@
     <w:lvl w:ilvl="0">
       <w:start w:val="1"/>
       <w:numFmt w:val="bullet"/>
+      <w:lvlText w:val="-"/>
+      <w:lvlJc w:val="left"/>
+      <w:pPr>
+        <w:ind w:left="720" w:hanging="360"/>
+      </w:pPr>
+      <w:rPr>
+        <w:u w:val="none"/>
+      </w:rPr>
+    </w:lvl>
+    <w:lvl w:ilvl="1">
+      <w:start w:val="1"/>
+      <w:numFmt w:val="bullet"/>
+      <w:lvlText w:val="-"/>
+      <w:lvlJc w:val="left"/>
+      <w:pPr>
+        <w:ind w:left="1440" w:hanging="360"/>
+      </w:pPr>
+      <w:rPr>
+        <w:u w:val="none"/>
+      </w:rPr>
+    </w:lvl>
+    <w:lvl w:ilvl="2">
+      <w:start w:val="1"/>
+      <w:numFmt w:val="bullet"/>
+      <w:lvlText w:val="-"/>
+      <w:lvlJc w:val="left"/>
+      <w:pPr>
+        <w:ind w:left="2160" w:hanging="360"/>
+      </w:pPr>
+      <w:rPr>
+        <w:u w:val="none"/>
+      </w:rPr>
+    </w:lvl>
+    <w:lvl w:ilvl="3">
+      <w:start w:val="1"/>
+      <w:numFmt w:val="bullet"/>
+      <w:lvlText w:val="-"/>
+      <w:lvlJc w:val="left"/>
+      <w:pPr>
+        <w:ind w:left="2880" w:hanging="360"/>
+      </w:pPr>
+      <w:rPr>
+        <w:u w:val="none"/>
+      </w:rPr>
+    </w:lvl>
+    <w:lvl w:ilvl="4">
+      <w:start w:val="1"/>
+      <w:numFmt w:val="bullet"/>
+      <w:lvlText w:val="-"/>
+      <w:lvlJc w:val="left"/>
+      <w:pPr>
+        <w:ind w:left="3600" w:hanging="360"/>
+      </w:pPr>
+      <w:rPr>
+        <w:u w:val="none"/>
+      </w:rPr>
+    </w:lvl>
+    <w:lvl w:ilvl="5">
+      <w:start w:val="1"/>
+      <w:numFmt w:val="bullet"/>
+      <w:lvlText w:val="-"/>
+      <w:lvlJc w:val="left"/>
+      <w:pPr>
+        <w:ind w:left="4320" w:hanging="360"/>
+      </w:pPr>
+      <w:rPr>
+        <w:u w:val="none"/>
+      </w:rPr>
+    </w:lvl>
+    <w:lvl w:ilvl="6">
+      <w:start w:val="1"/>
+      <w:numFmt w:val="bullet"/>
+      <w:lvlText w:val="-"/>
+      <w:lvlJc w:val="left"/>
+      <w:pPr>
+        <w:ind w:left="5040" w:hanging="360"/>
+      </w:pPr>
+      <w:rPr>
+        <w:u w:val="none"/>
+      </w:rPr>
+    </w:lvl>
+    <w:lvl w:ilvl="7">
+      <w:start w:val="1"/>
+      <w:numFmt w:val="bullet"/>
+      <w:lvlText w:val="-"/>
+      <w:lvlJc w:val="left"/>
+      <w:pPr>
+        <w:ind w:left="5760" w:hanging="360"/>
+      </w:pPr>
+      <w:rPr>
+        <w:u w:val="none"/>
+      </w:rPr>
+    </w:lvl>
+    <w:lvl w:ilvl="8">
+      <w:start w:val="1"/>
+      <w:numFmt w:val="bullet"/>
+      <w:lvlText w:val="-"/>
+      <w:lvlJc w:val="left"/>
+      <w:pPr>
+        <w:ind w:left="6480" w:hanging="360"/>
+      </w:pPr>
+      <w:rPr>
+        <w:u w:val="none"/>
+      </w:rPr>
+    </w:lvl>
+  </w:abstractNum>
+  <w:abstractNum w:abstractNumId="2">
+    <w:lvl w:ilvl="0">
+      <w:start w:val="1"/>
+      <w:numFmt w:val="bullet"/>
       <w:lvlText w:val="▪"/>
       <w:lvlJc w:val="left"/>
       <w:pPr>
@@ -4487,7 +4744,7 @@
       </w:rPr>
     </w:lvl>
   </w:abstractNum>
-  <w:abstractNum w:abstractNumId="2">
+  <w:abstractNum w:abstractNumId="3">
     <w:lvl w:ilvl="0">
       <w:start w:val="1"/>
       <w:numFmt w:val="bullet"/>
@@ -4602,6 +4859,9 @@
   </w:num>
   <w:num w:numId="2">
     <w:abstractNumId w:val="2"/>
+  </w:num>
+  <w:num w:numId="3">
+    <w:abstractNumId w:val="3"/>
   </w:num>
 </w:numbering>
 </file>
@@ -4727,6 +4987,12 @@
       <w:sz w:val="56"/>
       <w:szCs w:val="56"/>
     </w:rPr>
+  </w:style>
+  <w:style w:type="paragraph" w:styleId="Normal" w:default="1">
+    <w:name w:val="normal"/>
+  </w:style>
+  <w:style w:type="table" w:styleId="TableNormal" w:default="1">
+    <w:name w:val="TableNormal"/>
   </w:style>
   <w:style w:type="paragraph" w:styleId="Normal" w:default="1">
     <w:name w:val="normal"/>
@@ -5534,6 +5800,479 @@
     </w:tblStylePr>
   </w:style>
   <w:style w:type="table" w:styleId="Table8">
+    <w:basedOn w:val="TableNormal"/>
+    <w:tblPr>
+      <w:tblStyleRowBandSize w:val="1"/>
+      <w:tblStyleColBandSize w:val="1"/>
+      <w:tblCellMar>
+        <w:top w:w="0.0" w:type="dxa"/>
+        <w:left w:w="108.0" w:type="dxa"/>
+        <w:bottom w:w="0.0" w:type="dxa"/>
+        <w:right w:w="108.0" w:type="dxa"/>
+      </w:tblCellMar>
+    </w:tblPr>
+    <w:tblStylePr w:type="firstCol">
+      <w:rPr>
+        <w:b w:val="1"/>
+      </w:rPr>
+    </w:tblStylePr>
+    <w:tblStylePr w:type="firstRow">
+      <w:rPr>
+        <w:b w:val="1"/>
+      </w:rPr>
+      <w:tcPr>
+        <w:tcBorders>
+          <w:bottom w:color="666666" w:space="0" w:sz="12" w:val="single"/>
+        </w:tcBorders>
+      </w:tcPr>
+    </w:tblStylePr>
+    <w:tblStylePr w:type="lastCol">
+      <w:rPr>
+        <w:b w:val="1"/>
+      </w:rPr>
+    </w:tblStylePr>
+    <w:tblStylePr w:type="lastRow">
+      <w:rPr>
+        <w:b w:val="1"/>
+      </w:rPr>
+      <w:tcPr>
+        <w:tcBorders>
+          <w:top w:color="666666" w:space="0" w:sz="4" w:val="single"/>
+        </w:tcBorders>
+      </w:tcPr>
+    </w:tblStylePr>
+  </w:style>
+  <w:style w:type="table" w:styleId="Table1">
+    <w:basedOn w:val="TableNormal"/>
+    <w:tblPr>
+      <w:tblStyleRowBandSize w:val="1"/>
+      <w:tblStyleColBandSize w:val="1"/>
+      <w:tblCellMar>
+        <w:top w:w="0.0" w:type="dxa"/>
+        <w:left w:w="108.0" w:type="dxa"/>
+        <w:bottom w:w="0.0" w:type="dxa"/>
+        <w:right w:w="108.0" w:type="dxa"/>
+      </w:tblCellMar>
+    </w:tblPr>
+    <w:tblStylePr w:type="firstCol">
+      <w:rPr>
+        <w:b w:val="1"/>
+      </w:rPr>
+    </w:tblStylePr>
+    <w:tblStylePr w:type="firstRow">
+      <w:rPr>
+        <w:b w:val="1"/>
+      </w:rPr>
+      <w:tcPr>
+        <w:tcBorders>
+          <w:bottom w:color="666666" w:space="0" w:sz="12" w:val="single"/>
+        </w:tcBorders>
+      </w:tcPr>
+    </w:tblStylePr>
+    <w:tblStylePr w:type="lastCol">
+      <w:rPr>
+        <w:b w:val="1"/>
+      </w:rPr>
+    </w:tblStylePr>
+    <w:tblStylePr w:type="lastRow">
+      <w:rPr>
+        <w:b w:val="1"/>
+      </w:rPr>
+      <w:tcPr>
+        <w:tcBorders>
+          <w:top w:color="666666" w:space="0" w:sz="4" w:val="single"/>
+        </w:tcBorders>
+      </w:tcPr>
+    </w:tblStylePr>
+  </w:style>
+  <w:style w:type="table" w:styleId="Table2">
+    <w:basedOn w:val="TableNormal"/>
+    <w:tblPr>
+      <w:tblStyleRowBandSize w:val="1"/>
+      <w:tblStyleColBandSize w:val="1"/>
+      <w:tblCellMar>
+        <w:top w:w="0.0" w:type="dxa"/>
+        <w:left w:w="108.0" w:type="dxa"/>
+        <w:bottom w:w="0.0" w:type="dxa"/>
+        <w:right w:w="108.0" w:type="dxa"/>
+      </w:tblCellMar>
+    </w:tblPr>
+    <w:tblStylePr w:type="firstCol">
+      <w:rPr>
+        <w:b w:val="1"/>
+      </w:rPr>
+    </w:tblStylePr>
+    <w:tblStylePr w:type="firstRow">
+      <w:rPr>
+        <w:b w:val="1"/>
+      </w:rPr>
+      <w:tcPr>
+        <w:tcBorders>
+          <w:bottom w:color="666666" w:space="0" w:sz="12" w:val="single"/>
+        </w:tcBorders>
+      </w:tcPr>
+    </w:tblStylePr>
+    <w:tblStylePr w:type="lastCol">
+      <w:rPr>
+        <w:b w:val="1"/>
+      </w:rPr>
+    </w:tblStylePr>
+    <w:tblStylePr w:type="lastRow">
+      <w:rPr>
+        <w:b w:val="1"/>
+      </w:rPr>
+      <w:tcPr>
+        <w:tcBorders>
+          <w:top w:color="666666" w:space="0" w:sz="4" w:val="single"/>
+        </w:tcBorders>
+      </w:tcPr>
+    </w:tblStylePr>
+  </w:style>
+  <w:style w:type="table" w:styleId="Table3">
+    <w:basedOn w:val="TableNormal"/>
+    <w:tblPr>
+      <w:tblStyleRowBandSize w:val="1"/>
+      <w:tblStyleColBandSize w:val="1"/>
+      <w:tblCellMar>
+        <w:top w:w="0.0" w:type="dxa"/>
+        <w:left w:w="108.0" w:type="dxa"/>
+        <w:bottom w:w="0.0" w:type="dxa"/>
+        <w:right w:w="108.0" w:type="dxa"/>
+      </w:tblCellMar>
+    </w:tblPr>
+    <w:tblStylePr w:type="firstCol">
+      <w:rPr>
+        <w:b w:val="1"/>
+      </w:rPr>
+    </w:tblStylePr>
+    <w:tblStylePr w:type="firstRow">
+      <w:rPr>
+        <w:b w:val="1"/>
+      </w:rPr>
+      <w:tcPr>
+        <w:tcBorders>
+          <w:bottom w:color="666666" w:space="0" w:sz="12" w:val="single"/>
+        </w:tcBorders>
+      </w:tcPr>
+    </w:tblStylePr>
+    <w:tblStylePr w:type="lastCol">
+      <w:rPr>
+        <w:b w:val="1"/>
+      </w:rPr>
+    </w:tblStylePr>
+    <w:tblStylePr w:type="lastRow">
+      <w:rPr>
+        <w:b w:val="1"/>
+      </w:rPr>
+      <w:tcPr>
+        <w:tcBorders>
+          <w:top w:color="666666" w:space="0" w:sz="4" w:val="single"/>
+        </w:tcBorders>
+      </w:tcPr>
+    </w:tblStylePr>
+  </w:style>
+  <w:style w:type="table" w:styleId="Table4">
+    <w:basedOn w:val="TableNormal"/>
+    <w:tblPr>
+      <w:tblStyleRowBandSize w:val="1"/>
+      <w:tblStyleColBandSize w:val="1"/>
+      <w:tblCellMar>
+        <w:top w:w="0.0" w:type="dxa"/>
+        <w:left w:w="108.0" w:type="dxa"/>
+        <w:bottom w:w="0.0" w:type="dxa"/>
+        <w:right w:w="108.0" w:type="dxa"/>
+      </w:tblCellMar>
+    </w:tblPr>
+    <w:tblStylePr w:type="firstCol">
+      <w:rPr>
+        <w:b w:val="1"/>
+      </w:rPr>
+    </w:tblStylePr>
+    <w:tblStylePr w:type="firstRow">
+      <w:rPr>
+        <w:b w:val="1"/>
+      </w:rPr>
+      <w:tcPr>
+        <w:tcBorders>
+          <w:bottom w:color="666666" w:space="0" w:sz="12" w:val="single"/>
+        </w:tcBorders>
+      </w:tcPr>
+    </w:tblStylePr>
+    <w:tblStylePr w:type="lastCol">
+      <w:rPr>
+        <w:b w:val="1"/>
+      </w:rPr>
+    </w:tblStylePr>
+    <w:tblStylePr w:type="lastRow">
+      <w:rPr>
+        <w:b w:val="1"/>
+      </w:rPr>
+      <w:tcPr>
+        <w:tcBorders>
+          <w:top w:color="666666" w:space="0" w:sz="4" w:val="single"/>
+        </w:tcBorders>
+      </w:tcPr>
+    </w:tblStylePr>
+  </w:style>
+  <w:style w:type="table" w:styleId="Table5">
+    <w:basedOn w:val="TableNormal"/>
+    <w:tblPr>
+      <w:tblStyleRowBandSize w:val="1"/>
+      <w:tblStyleColBandSize w:val="1"/>
+      <w:tblCellMar>
+        <w:top w:w="0.0" w:type="dxa"/>
+        <w:left w:w="108.0" w:type="dxa"/>
+        <w:bottom w:w="0.0" w:type="dxa"/>
+        <w:right w:w="108.0" w:type="dxa"/>
+      </w:tblCellMar>
+    </w:tblPr>
+    <w:tblStylePr w:type="firstCol">
+      <w:rPr>
+        <w:b w:val="1"/>
+      </w:rPr>
+    </w:tblStylePr>
+    <w:tblStylePr w:type="firstRow">
+      <w:rPr>
+        <w:b w:val="1"/>
+      </w:rPr>
+      <w:tcPr>
+        <w:tcBorders>
+          <w:bottom w:color="666666" w:space="0" w:sz="12" w:val="single"/>
+        </w:tcBorders>
+      </w:tcPr>
+    </w:tblStylePr>
+    <w:tblStylePr w:type="lastCol">
+      <w:rPr>
+        <w:b w:val="1"/>
+      </w:rPr>
+    </w:tblStylePr>
+    <w:tblStylePr w:type="lastRow">
+      <w:rPr>
+        <w:b w:val="1"/>
+      </w:rPr>
+      <w:tcPr>
+        <w:tcBorders>
+          <w:top w:color="666666" w:space="0" w:sz="4" w:val="single"/>
+        </w:tcBorders>
+      </w:tcPr>
+    </w:tblStylePr>
+  </w:style>
+  <w:style w:type="table" w:styleId="Table6">
+    <w:basedOn w:val="TableNormal"/>
+    <w:tblPr>
+      <w:tblStyleRowBandSize w:val="1"/>
+      <w:tblStyleColBandSize w:val="1"/>
+      <w:tblCellMar>
+        <w:top w:w="0.0" w:type="dxa"/>
+        <w:left w:w="108.0" w:type="dxa"/>
+        <w:bottom w:w="0.0" w:type="dxa"/>
+        <w:right w:w="108.0" w:type="dxa"/>
+      </w:tblCellMar>
+    </w:tblPr>
+    <w:tblStylePr w:type="firstCol">
+      <w:rPr>
+        <w:b w:val="1"/>
+      </w:rPr>
+    </w:tblStylePr>
+    <w:tblStylePr w:type="firstRow">
+      <w:rPr>
+        <w:b w:val="1"/>
+      </w:rPr>
+      <w:tcPr>
+        <w:tcBorders>
+          <w:bottom w:color="666666" w:space="0" w:sz="12" w:val="single"/>
+        </w:tcBorders>
+      </w:tcPr>
+    </w:tblStylePr>
+    <w:tblStylePr w:type="lastCol">
+      <w:rPr>
+        <w:b w:val="1"/>
+      </w:rPr>
+    </w:tblStylePr>
+    <w:tblStylePr w:type="lastRow">
+      <w:rPr>
+        <w:b w:val="1"/>
+      </w:rPr>
+      <w:tcPr>
+        <w:tcBorders>
+          <w:top w:color="666666" w:space="0" w:sz="4" w:val="single"/>
+        </w:tcBorders>
+      </w:tcPr>
+    </w:tblStylePr>
+  </w:style>
+  <w:style w:type="table" w:styleId="Table7">
+    <w:basedOn w:val="TableNormal"/>
+    <w:tblPr>
+      <w:tblStyleRowBandSize w:val="1"/>
+      <w:tblStyleColBandSize w:val="1"/>
+      <w:tblCellMar>
+        <w:top w:w="0.0" w:type="dxa"/>
+        <w:left w:w="108.0" w:type="dxa"/>
+        <w:bottom w:w="0.0" w:type="dxa"/>
+        <w:right w:w="108.0" w:type="dxa"/>
+      </w:tblCellMar>
+    </w:tblPr>
+    <w:tblStylePr w:type="firstCol">
+      <w:rPr>
+        <w:b w:val="1"/>
+      </w:rPr>
+    </w:tblStylePr>
+    <w:tblStylePr w:type="firstRow">
+      <w:rPr>
+        <w:b w:val="1"/>
+      </w:rPr>
+      <w:tcPr>
+        <w:tcBorders>
+          <w:bottom w:color="666666" w:space="0" w:sz="12" w:val="single"/>
+        </w:tcBorders>
+      </w:tcPr>
+    </w:tblStylePr>
+    <w:tblStylePr w:type="lastCol">
+      <w:rPr>
+        <w:b w:val="1"/>
+      </w:rPr>
+    </w:tblStylePr>
+    <w:tblStylePr w:type="lastRow">
+      <w:rPr>
+        <w:b w:val="1"/>
+      </w:rPr>
+      <w:tcPr>
+        <w:tcBorders>
+          <w:top w:color="666666" w:space="0" w:sz="4" w:val="single"/>
+        </w:tcBorders>
+      </w:tcPr>
+    </w:tblStylePr>
+  </w:style>
+  <w:style w:type="table" w:styleId="Table8">
+    <w:basedOn w:val="TableNormal"/>
+    <w:tblPr>
+      <w:tblStyleRowBandSize w:val="1"/>
+      <w:tblStyleColBandSize w:val="1"/>
+      <w:tblCellMar>
+        <w:top w:w="0.0" w:type="dxa"/>
+        <w:left w:w="108.0" w:type="dxa"/>
+        <w:bottom w:w="0.0" w:type="dxa"/>
+        <w:right w:w="108.0" w:type="dxa"/>
+      </w:tblCellMar>
+    </w:tblPr>
+    <w:tblStylePr w:type="firstCol">
+      <w:rPr>
+        <w:b w:val="1"/>
+      </w:rPr>
+    </w:tblStylePr>
+    <w:tblStylePr w:type="firstRow">
+      <w:rPr>
+        <w:b w:val="1"/>
+      </w:rPr>
+      <w:tcPr>
+        <w:tcBorders>
+          <w:bottom w:color="666666" w:space="0" w:sz="12" w:val="single"/>
+        </w:tcBorders>
+      </w:tcPr>
+    </w:tblStylePr>
+    <w:tblStylePr w:type="lastCol">
+      <w:rPr>
+        <w:b w:val="1"/>
+      </w:rPr>
+    </w:tblStylePr>
+    <w:tblStylePr w:type="lastRow">
+      <w:rPr>
+        <w:b w:val="1"/>
+      </w:rPr>
+      <w:tcPr>
+        <w:tcBorders>
+          <w:top w:color="666666" w:space="0" w:sz="4" w:val="single"/>
+        </w:tcBorders>
+      </w:tcPr>
+    </w:tblStylePr>
+  </w:style>
+  <w:style w:type="table" w:styleId="Table9">
+    <w:basedOn w:val="TableNormal"/>
+    <w:tblPr>
+      <w:tblStyleRowBandSize w:val="1"/>
+      <w:tblStyleColBandSize w:val="1"/>
+      <w:tblCellMar>
+        <w:top w:w="0.0" w:type="dxa"/>
+        <w:left w:w="108.0" w:type="dxa"/>
+        <w:bottom w:w="0.0" w:type="dxa"/>
+        <w:right w:w="108.0" w:type="dxa"/>
+      </w:tblCellMar>
+    </w:tblPr>
+    <w:tblStylePr w:type="firstCol">
+      <w:rPr>
+        <w:b w:val="1"/>
+      </w:rPr>
+    </w:tblStylePr>
+    <w:tblStylePr w:type="firstRow">
+      <w:rPr>
+        <w:b w:val="1"/>
+      </w:rPr>
+      <w:tcPr>
+        <w:tcBorders>
+          <w:bottom w:color="666666" w:space="0" w:sz="12" w:val="single"/>
+        </w:tcBorders>
+      </w:tcPr>
+    </w:tblStylePr>
+    <w:tblStylePr w:type="lastCol">
+      <w:rPr>
+        <w:b w:val="1"/>
+      </w:rPr>
+    </w:tblStylePr>
+    <w:tblStylePr w:type="lastRow">
+      <w:rPr>
+        <w:b w:val="1"/>
+      </w:rPr>
+      <w:tcPr>
+        <w:tcBorders>
+          <w:top w:color="666666" w:space="0" w:sz="4" w:val="single"/>
+        </w:tcBorders>
+      </w:tcPr>
+    </w:tblStylePr>
+  </w:style>
+  <w:style w:type="table" w:styleId="Table10">
+    <w:basedOn w:val="TableNormal"/>
+    <w:tblPr>
+      <w:tblStyleRowBandSize w:val="1"/>
+      <w:tblStyleColBandSize w:val="1"/>
+      <w:tblCellMar>
+        <w:top w:w="0.0" w:type="dxa"/>
+        <w:left w:w="108.0" w:type="dxa"/>
+        <w:bottom w:w="0.0" w:type="dxa"/>
+        <w:right w:w="108.0" w:type="dxa"/>
+      </w:tblCellMar>
+    </w:tblPr>
+    <w:tblStylePr w:type="firstCol">
+      <w:rPr>
+        <w:b w:val="1"/>
+      </w:rPr>
+    </w:tblStylePr>
+    <w:tblStylePr w:type="firstRow">
+      <w:rPr>
+        <w:b w:val="1"/>
+      </w:rPr>
+      <w:tcPr>
+        <w:tcBorders>
+          <w:bottom w:color="666666" w:space="0" w:sz="12" w:val="single"/>
+        </w:tcBorders>
+      </w:tcPr>
+    </w:tblStylePr>
+    <w:tblStylePr w:type="lastCol">
+      <w:rPr>
+        <w:b w:val="1"/>
+      </w:rPr>
+    </w:tblStylePr>
+    <w:tblStylePr w:type="lastRow">
+      <w:rPr>
+        <w:b w:val="1"/>
+      </w:rPr>
+      <w:tcPr>
+        <w:tcBorders>
+          <w:top w:color="666666" w:space="0" w:sz="4" w:val="single"/>
+        </w:tcBorders>
+      </w:tcPr>
+    </w:tblStylePr>
+  </w:style>
+  <w:style w:type="table" w:styleId="Table11">
     <w:basedOn w:val="TableNormal"/>
     <w:tblPr>
       <w:tblStyleRowBandSize w:val="1"/>
@@ -6362,7 +7101,7 @@
 
 <file path=customXML/item1.xml><?xml version="1.0" encoding="utf-8"?>
 <go:gDocsCustomXmlDataStorage xmlns:go="http://customooxmlschemas.google.com/" xmlns:r="http://schemas.openxmlformats.org/officeDocument/2006/relationships" uri="GoogleDocsCustomDataVersion2">
-  <go:docsCustomData xmlns:go="http://customooxmlschemas.google.com/" roundtripDataSignature="AMtx7mj8/KxbUbVzOofvmFxb5YseV3t+Ig==">CgMxLjAaHwoBMBIaChgICVIUChJ0YWJsZS4zOW44ZWhzMnY3cXEaHwoBMRIaChgICVIUChJ0YWJsZS52N2V3Y3RodmZrbTE4AHIhMXl2eXJBREc2WEFvTEFZYTRFNVBxbjJ2V096aEZ5cjRP</go:docsCustomData>
+  <go:docsCustomData xmlns:go="http://customooxmlschemas.google.com/" roundtripDataSignature="AMtx7mjaLBLwLlfwTOmhKYiSpcBNf9A8WQ==">CgMxLjAaHwoBMBIaChgICVIUChJ0YWJsZS4zOW44ZWhzMnY3cXEaHwoBMRIaChgICVIUChJ0YWJsZS52N2V3Y3RodmZrbTE4AHIhMTl0V0lBRldzc09xbDRQSDBGaWRlR29ROHZpS2pJdjBw</go:docsCustomData>
 </go:gDocsCustomXmlDataStorage>
 </file>
 

--- a/Documentation/QA PLAN & STRATEGY/Epic003 - Plan& Strategy of Tests.docx
+++ b/Documentation/QA PLAN & STRATEGY/Epic003 - Plan& Strategy of Tests.docx
@@ -869,14 +869,7 @@
           <w:b w:val="1"/>
           <w:rtl w:val="0"/>
         </w:rPr>
-        <w:t xml:space="preserve">US008</w:t>
-      </w:r>
-      <w:r>
-        <w:rPr>
-          <w:b w:val="1"/>
-          <w:rtl w:val="0"/>
-        </w:rPr>
-        <w:t xml:space="preserve">: Create Patient</w:t>
+        <w:t xml:space="preserve">US008: Create Patient</w:t>
       </w:r>
     </w:p>
     <w:p>
@@ -1410,11 +1403,6 @@
         </w:rPr>
         <w:t xml:space="preserve">US010: View Patients List</w:t>
       </w:r>
-      <w:r>
-        <w:rPr>
-          <w:rtl w:val="0"/>
-        </w:rPr>
-      </w:r>
     </w:p>
     <w:p>
       <w:pPr>
@@ -1581,6 +1569,7 @@
                 <w:numId w:val="2"/>
               </w:numPr>
               <w:ind w:left="720" w:hanging="360"/>
+              <w:rPr/>
             </w:pPr>
             <w:r>
               <w:rPr>
@@ -1596,6 +1585,7 @@
                 <w:numId w:val="2"/>
               </w:numPr>
               <w:ind w:left="720" w:hanging="360"/>
+              <w:rPr/>
             </w:pPr>
             <w:r>
               <w:rPr>
@@ -1825,6 +1815,7 @@
                 <w:numId w:val="2"/>
               </w:numPr>
               <w:ind w:left="720" w:hanging="360"/>
+              <w:rPr/>
             </w:pPr>
             <w:r>
               <w:rPr>
@@ -1840,6 +1831,7 @@
                 <w:numId w:val="2"/>
               </w:numPr>
               <w:ind w:left="720" w:hanging="360"/>
+              <w:rPr/>
             </w:pPr>
             <w:r>
               <w:rPr>
@@ -1920,7 +1912,7 @@
     <w:sdt>
       <w:sdtPr>
         <w:lock w:val="contentLocked"/>
-        <w:id w:val="2058543375"/>
+        <w:id w:val="-789325519"/>
         <w:tag w:val="goog_rdk_0"/>
       </w:sdtPr>
       <w:sdtContent>
@@ -2058,6 +2050,7 @@
                     <w:numId w:val="2"/>
                   </w:numPr>
                   <w:ind w:left="720" w:hanging="360"/>
+                  <w:rPr/>
                 </w:pPr>
                 <w:r>
                   <w:rPr>
@@ -2155,6 +2148,7 @@
                     <w:numId w:val="2"/>
                   </w:numPr>
                   <w:ind w:left="720" w:hanging="360"/>
+                  <w:rPr/>
                 </w:pPr>
                 <w:r>
                   <w:rPr>
@@ -2170,6 +2164,7 @@
                     <w:numId w:val="2"/>
                   </w:numPr>
                   <w:ind w:left="720" w:hanging="360"/>
+                  <w:rPr/>
                 </w:pPr>
                 <w:r>
                   <w:rPr>
@@ -2252,7 +2247,7 @@
     <w:sdt>
       <w:sdtPr>
         <w:lock w:val="contentLocked"/>
-        <w:id w:val="-1405345082"/>
+        <w:id w:val="-462850006"/>
         <w:tag w:val="goog_rdk_1"/>
       </w:sdtPr>
       <w:sdtContent>
@@ -2400,6 +2395,7 @@
                     <w:numId w:val="2"/>
                   </w:numPr>
                   <w:ind w:left="720" w:hanging="360"/>
+                  <w:rPr/>
                 </w:pPr>
                 <w:r>
                   <w:rPr>
@@ -2535,6 +2531,7 @@
           <w:numId w:val="1"/>
         </w:numPr>
         <w:ind w:left="720" w:hanging="360"/>
+        <w:rPr/>
       </w:pPr>
       <w:r>
         <w:rPr>
@@ -2550,6 +2547,7 @@
           <w:numId w:val="1"/>
         </w:numPr>
         <w:ind w:left="1440" w:hanging="360"/>
+        <w:rPr/>
       </w:pPr>
       <w:r>
         <w:rPr>
@@ -2565,6 +2563,7 @@
           <w:numId w:val="1"/>
         </w:numPr>
         <w:ind w:left="1440" w:hanging="360"/>
+        <w:rPr/>
       </w:pPr>
       <w:r>
         <w:rPr>
@@ -2580,6 +2579,7 @@
           <w:numId w:val="1"/>
         </w:numPr>
         <w:ind w:left="1440" w:hanging="360"/>
+        <w:rPr/>
       </w:pPr>
       <w:r>
         <w:rPr>
@@ -2595,6 +2595,7 @@
           <w:numId w:val="1"/>
         </w:numPr>
         <w:ind w:left="1440" w:hanging="360"/>
+        <w:rPr/>
       </w:pPr>
       <w:r>
         <w:rPr>
@@ -2620,107 +2621,6 @@
         </w:rPr>
         <w:t xml:space="preserve">Test Pacient deactivation on the list and on Detail</w:t>
       </w:r>
-    </w:p>
-    <w:p>
-      <w:pPr>
-        <w:keepNext w:val="0"/>
-        <w:keepLines w:val="0"/>
-        <w:pageBreakBefore w:val="0"/>
-        <w:widowControl w:val="1"/>
-        <w:numPr>
-          <w:ilvl w:val="0"/>
-          <w:numId w:val="1"/>
-        </w:numPr>
-        <w:pBdr>
-          <w:top w:space="0" w:sz="0" w:val="nil"/>
-          <w:left w:space="0" w:sz="0" w:val="nil"/>
-          <w:bottom w:space="0" w:sz="0" w:val="nil"/>
-          <w:right w:space="0" w:sz="0" w:val="nil"/>
-          <w:between w:space="0" w:sz="0" w:val="nil"/>
-        </w:pBdr>
-        <w:shd w:fill="auto" w:val="clear"/>
-        <w:spacing w:after="0" w:before="0" w:line="240" w:lineRule="auto"/>
-        <w:ind w:left="720" w:right="0" w:hanging="360"/>
-        <w:jc w:val="left"/>
-        <w:rPr>
-          <w:u w:val="none"/>
-        </w:rPr>
-      </w:pPr>
-      <w:r>
-        <w:rPr>
-          <w:rtl w:val="0"/>
-        </w:rPr>
-      </w:r>
-    </w:p>
-    <w:p>
-      <w:pPr>
-        <w:keepNext w:val="0"/>
-        <w:keepLines w:val="0"/>
-        <w:pageBreakBefore w:val="0"/>
-        <w:widowControl w:val="1"/>
-        <w:pBdr>
-          <w:top w:space="0" w:sz="0" w:val="nil"/>
-          <w:left w:space="0" w:sz="0" w:val="nil"/>
-          <w:bottom w:space="0" w:sz="0" w:val="nil"/>
-          <w:right w:space="0" w:sz="0" w:val="nil"/>
-          <w:between w:space="0" w:sz="0" w:val="nil"/>
-        </w:pBdr>
-        <w:shd w:fill="auto" w:val="clear"/>
-        <w:spacing w:after="0" w:before="0" w:line="240" w:lineRule="auto"/>
-        <w:ind w:right="0"/>
-        <w:jc w:val="left"/>
-        <w:rPr/>
-      </w:pPr>
-      <w:r>
-        <w:rPr>
-          <w:rtl w:val="0"/>
-        </w:rPr>
-      </w:r>
-    </w:p>
-    <w:p>
-      <w:pPr>
-        <w:keepNext w:val="0"/>
-        <w:keepLines w:val="0"/>
-        <w:pageBreakBefore w:val="0"/>
-        <w:widowControl w:val="1"/>
-        <w:pBdr>
-          <w:top w:space="0" w:sz="0" w:val="nil"/>
-          <w:left w:space="0" w:sz="0" w:val="nil"/>
-          <w:bottom w:space="0" w:sz="0" w:val="nil"/>
-          <w:right w:space="0" w:sz="0" w:val="nil"/>
-          <w:between w:space="0" w:sz="0" w:val="nil"/>
-        </w:pBdr>
-        <w:shd w:fill="auto" w:val="clear"/>
-        <w:spacing w:after="0" w:before="0" w:line="240" w:lineRule="auto"/>
-        <w:ind w:right="0"/>
-        <w:jc w:val="left"/>
-        <w:rPr/>
-      </w:pPr>
-      <w:r>
-        <w:rPr>
-          <w:rtl w:val="0"/>
-        </w:rPr>
-      </w:r>
-    </w:p>
-    <w:p>
-      <w:pPr>
-        <w:keepNext w:val="0"/>
-        <w:keepLines w:val="0"/>
-        <w:pageBreakBefore w:val="0"/>
-        <w:widowControl w:val="1"/>
-        <w:pBdr>
-          <w:top w:space="0" w:sz="0" w:val="nil"/>
-          <w:left w:space="0" w:sz="0" w:val="nil"/>
-          <w:bottom w:space="0" w:sz="0" w:val="nil"/>
-          <w:right w:space="0" w:sz="0" w:val="nil"/>
-          <w:between w:space="0" w:sz="0" w:val="nil"/>
-        </w:pBdr>
-        <w:shd w:fill="auto" w:val="clear"/>
-        <w:spacing w:after="0" w:before="0" w:line="240" w:lineRule="auto"/>
-        <w:ind w:right="0"/>
-        <w:jc w:val="left"/>
-        <w:rPr/>
-      </w:pPr>
       <w:r>
         <w:rPr>
           <w:rtl w:val="0"/>
@@ -2866,17 +2766,6 @@
         <w:rPr>
           <w:rtl w:val="0"/>
         </w:rPr>
-      </w:r>
-    </w:p>
-    <w:p>
-      <w:pPr>
-        <w:rPr/>
-      </w:pPr>
-      <w:r>
-        <w:rPr>
-          <w:rtl w:val="0"/>
-        </w:rPr>
-        <w:t xml:space="preserve">Define Here.</w:t>
       </w:r>
     </w:p>
     <w:p>
@@ -3011,7 +2900,7 @@
               <w:rPr>
                 <w:rtl w:val="0"/>
               </w:rPr>
-              <w:t xml:space="preserve">The System must suport smoothly the 50 users accessing together</w:t>
+              <w:t xml:space="preserve">-p95 &lt; 3000ms</w:t>
             </w:r>
           </w:p>
         </w:tc>
@@ -3064,9 +2953,6 @@
           <w:b w:val="1"/>
         </w:rPr>
       </w:pPr>
-      <w:r>
-        <w:br w:type="page"/>
-      </w:r>
       <w:r>
         <w:rPr>
           <w:rtl w:val="0"/>
@@ -3386,6 +3272,7 @@
                 <w:numId w:val="2"/>
               </w:numPr>
               <w:ind w:left="720" w:hanging="360"/>
+              <w:rPr/>
             </w:pPr>
             <w:r>
               <w:rPr>
@@ -3401,6 +3288,7 @@
                 <w:numId w:val="2"/>
               </w:numPr>
               <w:ind w:left="720" w:hanging="360"/>
+              <w:rPr/>
             </w:pPr>
             <w:r>
               <w:rPr>
@@ -3477,6 +3365,7 @@
                 <w:numId w:val="2"/>
               </w:numPr>
               <w:ind w:left="720" w:hanging="360"/>
+              <w:rPr/>
             </w:pPr>
             <w:r>
               <w:rPr>
@@ -3563,6 +3452,7 @@
                 <w:numId w:val="2"/>
               </w:numPr>
               <w:ind w:left="720" w:hanging="360"/>
+              <w:rPr/>
             </w:pPr>
             <w:r>
               <w:rPr>
@@ -3671,27 +3561,6 @@
         <w:rPr>
           <w:rtl w:val="0"/>
         </w:rPr>
-      </w:r>
-    </w:p>
-    <w:p>
-      <w:pPr>
-        <w:rPr/>
-      </w:pPr>
-      <w:r>
-        <w:rPr>
-          <w:rtl w:val="0"/>
-        </w:rPr>
-      </w:r>
-    </w:p>
-    <w:p>
-      <w:pPr>
-        <w:rPr/>
-      </w:pPr>
-      <w:r>
-        <w:rPr>
-          <w:rtl w:val="0"/>
-        </w:rPr>
-        <w:t xml:space="preserve">Define Here.</w:t>
       </w:r>
     </w:p>
     <w:p>
@@ -3889,6 +3758,161 @@
         <w:ind w:left="0" w:right="0" w:firstLine="0"/>
         <w:jc w:val="left"/>
         <w:rPr>
+          <w:b w:val="1"/>
+        </w:rPr>
+      </w:pPr>
+      <w:r>
+        <w:rPr>
+          <w:rtl w:val="0"/>
+        </w:rPr>
+      </w:r>
+    </w:p>
+    <w:p>
+      <w:pPr>
+        <w:keepNext w:val="0"/>
+        <w:keepLines w:val="0"/>
+        <w:pageBreakBefore w:val="0"/>
+        <w:widowControl w:val="1"/>
+        <w:pBdr>
+          <w:top w:space="0" w:sz="0" w:val="nil"/>
+          <w:left w:space="0" w:sz="0" w:val="nil"/>
+          <w:bottom w:space="0" w:sz="0" w:val="nil"/>
+          <w:right w:space="0" w:sz="0" w:val="nil"/>
+          <w:between w:space="0" w:sz="0" w:val="nil"/>
+        </w:pBdr>
+        <w:shd w:fill="auto" w:val="clear"/>
+        <w:tabs>
+          <w:tab w:val="center" w:leader="none" w:pos="4680"/>
+          <w:tab w:val="right" w:leader="none" w:pos="9360"/>
+        </w:tabs>
+        <w:spacing w:after="0" w:before="0" w:line="240" w:lineRule="auto"/>
+        <w:ind w:left="0" w:right="0" w:firstLine="0"/>
+        <w:jc w:val="left"/>
+        <w:rPr>
+          <w:b w:val="1"/>
+        </w:rPr>
+      </w:pPr>
+      <w:r>
+        <w:rPr>
+          <w:rtl w:val="0"/>
+        </w:rPr>
+      </w:r>
+    </w:p>
+    <w:p>
+      <w:pPr>
+        <w:keepNext w:val="0"/>
+        <w:keepLines w:val="0"/>
+        <w:pageBreakBefore w:val="0"/>
+        <w:widowControl w:val="1"/>
+        <w:pBdr>
+          <w:top w:space="0" w:sz="0" w:val="nil"/>
+          <w:left w:space="0" w:sz="0" w:val="nil"/>
+          <w:bottom w:space="0" w:sz="0" w:val="nil"/>
+          <w:right w:space="0" w:sz="0" w:val="nil"/>
+          <w:between w:space="0" w:sz="0" w:val="nil"/>
+        </w:pBdr>
+        <w:shd w:fill="auto" w:val="clear"/>
+        <w:tabs>
+          <w:tab w:val="center" w:leader="none" w:pos="4680"/>
+          <w:tab w:val="right" w:leader="none" w:pos="9360"/>
+        </w:tabs>
+        <w:spacing w:after="0" w:before="0" w:line="240" w:lineRule="auto"/>
+        <w:ind w:left="0" w:right="0" w:firstLine="0"/>
+        <w:jc w:val="left"/>
+        <w:rPr>
+          <w:b w:val="1"/>
+        </w:rPr>
+      </w:pPr>
+      <w:r>
+        <w:rPr>
+          <w:rtl w:val="0"/>
+        </w:rPr>
+      </w:r>
+    </w:p>
+    <w:p>
+      <w:pPr>
+        <w:keepNext w:val="0"/>
+        <w:keepLines w:val="0"/>
+        <w:pageBreakBefore w:val="0"/>
+        <w:widowControl w:val="1"/>
+        <w:pBdr>
+          <w:top w:space="0" w:sz="0" w:val="nil"/>
+          <w:left w:space="0" w:sz="0" w:val="nil"/>
+          <w:bottom w:space="0" w:sz="0" w:val="nil"/>
+          <w:right w:space="0" w:sz="0" w:val="nil"/>
+          <w:between w:space="0" w:sz="0" w:val="nil"/>
+        </w:pBdr>
+        <w:shd w:fill="auto" w:val="clear"/>
+        <w:tabs>
+          <w:tab w:val="center" w:leader="none" w:pos="4680"/>
+          <w:tab w:val="right" w:leader="none" w:pos="9360"/>
+        </w:tabs>
+        <w:spacing w:after="0" w:before="0" w:line="240" w:lineRule="auto"/>
+        <w:ind w:left="0" w:right="0" w:firstLine="0"/>
+        <w:jc w:val="left"/>
+        <w:rPr>
+          <w:b w:val="1"/>
+        </w:rPr>
+      </w:pPr>
+      <w:r>
+        <w:rPr>
+          <w:rtl w:val="0"/>
+        </w:rPr>
+      </w:r>
+    </w:p>
+    <w:p>
+      <w:pPr>
+        <w:keepNext w:val="0"/>
+        <w:keepLines w:val="0"/>
+        <w:pageBreakBefore w:val="0"/>
+        <w:widowControl w:val="1"/>
+        <w:pBdr>
+          <w:top w:space="0" w:sz="0" w:val="nil"/>
+          <w:left w:space="0" w:sz="0" w:val="nil"/>
+          <w:bottom w:space="0" w:sz="0" w:val="nil"/>
+          <w:right w:space="0" w:sz="0" w:val="nil"/>
+          <w:between w:space="0" w:sz="0" w:val="nil"/>
+        </w:pBdr>
+        <w:shd w:fill="auto" w:val="clear"/>
+        <w:tabs>
+          <w:tab w:val="center" w:leader="none" w:pos="4680"/>
+          <w:tab w:val="right" w:leader="none" w:pos="9360"/>
+        </w:tabs>
+        <w:spacing w:after="0" w:before="0" w:line="240" w:lineRule="auto"/>
+        <w:ind w:left="0" w:right="0" w:firstLine="0"/>
+        <w:jc w:val="left"/>
+        <w:rPr>
+          <w:b w:val="1"/>
+        </w:rPr>
+      </w:pPr>
+      <w:r>
+        <w:rPr>
+          <w:rtl w:val="0"/>
+        </w:rPr>
+      </w:r>
+    </w:p>
+    <w:p>
+      <w:pPr>
+        <w:keepNext w:val="0"/>
+        <w:keepLines w:val="0"/>
+        <w:pageBreakBefore w:val="0"/>
+        <w:widowControl w:val="1"/>
+        <w:pBdr>
+          <w:top w:space="0" w:sz="0" w:val="nil"/>
+          <w:left w:space="0" w:sz="0" w:val="nil"/>
+          <w:bottom w:space="0" w:sz="0" w:val="nil"/>
+          <w:right w:space="0" w:sz="0" w:val="nil"/>
+          <w:between w:space="0" w:sz="0" w:val="nil"/>
+        </w:pBdr>
+        <w:shd w:fill="auto" w:val="clear"/>
+        <w:tabs>
+          <w:tab w:val="center" w:leader="none" w:pos="4680"/>
+          <w:tab w:val="right" w:leader="none" w:pos="9360"/>
+        </w:tabs>
+        <w:spacing w:after="0" w:before="0" w:line="240" w:lineRule="auto"/>
+        <w:ind w:left="0" w:right="0" w:firstLine="0"/>
+        <w:jc w:val="left"/>
+        <w:rPr>
           <w:rFonts w:ascii="Aptos" w:cs="Aptos" w:eastAsia="Aptos" w:hAnsi="Aptos"/>
           <w:b w:val="1"/>
           <w:i w:val="0"/>
@@ -3930,27 +3954,6 @@
         <w:rPr>
           <w:rtl w:val="0"/>
         </w:rPr>
-      </w:r>
-    </w:p>
-    <w:p>
-      <w:pPr>
-        <w:rPr/>
-      </w:pPr>
-      <w:r>
-        <w:rPr>
-          <w:rtl w:val="0"/>
-        </w:rPr>
-      </w:r>
-    </w:p>
-    <w:p>
-      <w:pPr>
-        <w:rPr/>
-      </w:pPr>
-      <w:r>
-        <w:rPr>
-          <w:rtl w:val="0"/>
-        </w:rPr>
-        <w:t xml:space="preserve">Define Here.</w:t>
       </w:r>
     </w:p>
     <w:p>
@@ -4734,6 +4737,12 @@
   <w:style w:type="table" w:styleId="TableNormal" w:default="1">
     <w:name w:val="TableNormal"/>
   </w:style>
+  <w:style w:type="paragraph" w:styleId="Normal" w:default="1">
+    <w:name w:val="normal"/>
+  </w:style>
+  <w:style w:type="table" w:styleId="TableNormal" w:default="1">
+    <w:name w:val="TableNormal"/>
+  </w:style>
   <w:style w:type="paragraph" w:styleId="Heading7">
     <w:name w:val="heading 7"/>
     <w:basedOn w:val="Normal"/>
@@ -5534,6 +5543,479 @@
     </w:tblStylePr>
   </w:style>
   <w:style w:type="table" w:styleId="Table8">
+    <w:basedOn w:val="TableNormal"/>
+    <w:tblPr>
+      <w:tblStyleRowBandSize w:val="1"/>
+      <w:tblStyleColBandSize w:val="1"/>
+      <w:tblCellMar>
+        <w:top w:w="0.0" w:type="dxa"/>
+        <w:left w:w="108.0" w:type="dxa"/>
+        <w:bottom w:w="0.0" w:type="dxa"/>
+        <w:right w:w="108.0" w:type="dxa"/>
+      </w:tblCellMar>
+    </w:tblPr>
+    <w:tblStylePr w:type="firstCol">
+      <w:rPr>
+        <w:b w:val="1"/>
+      </w:rPr>
+    </w:tblStylePr>
+    <w:tblStylePr w:type="firstRow">
+      <w:rPr>
+        <w:b w:val="1"/>
+      </w:rPr>
+      <w:tcPr>
+        <w:tcBorders>
+          <w:bottom w:color="666666" w:space="0" w:sz="12" w:val="single"/>
+        </w:tcBorders>
+      </w:tcPr>
+    </w:tblStylePr>
+    <w:tblStylePr w:type="lastCol">
+      <w:rPr>
+        <w:b w:val="1"/>
+      </w:rPr>
+    </w:tblStylePr>
+    <w:tblStylePr w:type="lastRow">
+      <w:rPr>
+        <w:b w:val="1"/>
+      </w:rPr>
+      <w:tcPr>
+        <w:tcBorders>
+          <w:top w:color="666666" w:space="0" w:sz="4" w:val="single"/>
+        </w:tcBorders>
+      </w:tcPr>
+    </w:tblStylePr>
+  </w:style>
+  <w:style w:type="table" w:styleId="Table1">
+    <w:basedOn w:val="TableNormal"/>
+    <w:tblPr>
+      <w:tblStyleRowBandSize w:val="1"/>
+      <w:tblStyleColBandSize w:val="1"/>
+      <w:tblCellMar>
+        <w:top w:w="0.0" w:type="dxa"/>
+        <w:left w:w="108.0" w:type="dxa"/>
+        <w:bottom w:w="0.0" w:type="dxa"/>
+        <w:right w:w="108.0" w:type="dxa"/>
+      </w:tblCellMar>
+    </w:tblPr>
+    <w:tblStylePr w:type="firstCol">
+      <w:rPr>
+        <w:b w:val="1"/>
+      </w:rPr>
+    </w:tblStylePr>
+    <w:tblStylePr w:type="firstRow">
+      <w:rPr>
+        <w:b w:val="1"/>
+      </w:rPr>
+      <w:tcPr>
+        <w:tcBorders>
+          <w:bottom w:color="666666" w:space="0" w:sz="12" w:val="single"/>
+        </w:tcBorders>
+      </w:tcPr>
+    </w:tblStylePr>
+    <w:tblStylePr w:type="lastCol">
+      <w:rPr>
+        <w:b w:val="1"/>
+      </w:rPr>
+    </w:tblStylePr>
+    <w:tblStylePr w:type="lastRow">
+      <w:rPr>
+        <w:b w:val="1"/>
+      </w:rPr>
+      <w:tcPr>
+        <w:tcBorders>
+          <w:top w:color="666666" w:space="0" w:sz="4" w:val="single"/>
+        </w:tcBorders>
+      </w:tcPr>
+    </w:tblStylePr>
+  </w:style>
+  <w:style w:type="table" w:styleId="Table2">
+    <w:basedOn w:val="TableNormal"/>
+    <w:tblPr>
+      <w:tblStyleRowBandSize w:val="1"/>
+      <w:tblStyleColBandSize w:val="1"/>
+      <w:tblCellMar>
+        <w:top w:w="0.0" w:type="dxa"/>
+        <w:left w:w="108.0" w:type="dxa"/>
+        <w:bottom w:w="0.0" w:type="dxa"/>
+        <w:right w:w="108.0" w:type="dxa"/>
+      </w:tblCellMar>
+    </w:tblPr>
+    <w:tblStylePr w:type="firstCol">
+      <w:rPr>
+        <w:b w:val="1"/>
+      </w:rPr>
+    </w:tblStylePr>
+    <w:tblStylePr w:type="firstRow">
+      <w:rPr>
+        <w:b w:val="1"/>
+      </w:rPr>
+      <w:tcPr>
+        <w:tcBorders>
+          <w:bottom w:color="666666" w:space="0" w:sz="12" w:val="single"/>
+        </w:tcBorders>
+      </w:tcPr>
+    </w:tblStylePr>
+    <w:tblStylePr w:type="lastCol">
+      <w:rPr>
+        <w:b w:val="1"/>
+      </w:rPr>
+    </w:tblStylePr>
+    <w:tblStylePr w:type="lastRow">
+      <w:rPr>
+        <w:b w:val="1"/>
+      </w:rPr>
+      <w:tcPr>
+        <w:tcBorders>
+          <w:top w:color="666666" w:space="0" w:sz="4" w:val="single"/>
+        </w:tcBorders>
+      </w:tcPr>
+    </w:tblStylePr>
+  </w:style>
+  <w:style w:type="table" w:styleId="Table3">
+    <w:basedOn w:val="TableNormal"/>
+    <w:tblPr>
+      <w:tblStyleRowBandSize w:val="1"/>
+      <w:tblStyleColBandSize w:val="1"/>
+      <w:tblCellMar>
+        <w:top w:w="0.0" w:type="dxa"/>
+        <w:left w:w="108.0" w:type="dxa"/>
+        <w:bottom w:w="0.0" w:type="dxa"/>
+        <w:right w:w="108.0" w:type="dxa"/>
+      </w:tblCellMar>
+    </w:tblPr>
+    <w:tblStylePr w:type="firstCol">
+      <w:rPr>
+        <w:b w:val="1"/>
+      </w:rPr>
+    </w:tblStylePr>
+    <w:tblStylePr w:type="firstRow">
+      <w:rPr>
+        <w:b w:val="1"/>
+      </w:rPr>
+      <w:tcPr>
+        <w:tcBorders>
+          <w:bottom w:color="666666" w:space="0" w:sz="12" w:val="single"/>
+        </w:tcBorders>
+      </w:tcPr>
+    </w:tblStylePr>
+    <w:tblStylePr w:type="lastCol">
+      <w:rPr>
+        <w:b w:val="1"/>
+      </w:rPr>
+    </w:tblStylePr>
+    <w:tblStylePr w:type="lastRow">
+      <w:rPr>
+        <w:b w:val="1"/>
+      </w:rPr>
+      <w:tcPr>
+        <w:tcBorders>
+          <w:top w:color="666666" w:space="0" w:sz="4" w:val="single"/>
+        </w:tcBorders>
+      </w:tcPr>
+    </w:tblStylePr>
+  </w:style>
+  <w:style w:type="table" w:styleId="Table4">
+    <w:basedOn w:val="TableNormal"/>
+    <w:tblPr>
+      <w:tblStyleRowBandSize w:val="1"/>
+      <w:tblStyleColBandSize w:val="1"/>
+      <w:tblCellMar>
+        <w:top w:w="0.0" w:type="dxa"/>
+        <w:left w:w="108.0" w:type="dxa"/>
+        <w:bottom w:w="0.0" w:type="dxa"/>
+        <w:right w:w="108.0" w:type="dxa"/>
+      </w:tblCellMar>
+    </w:tblPr>
+    <w:tblStylePr w:type="firstCol">
+      <w:rPr>
+        <w:b w:val="1"/>
+      </w:rPr>
+    </w:tblStylePr>
+    <w:tblStylePr w:type="firstRow">
+      <w:rPr>
+        <w:b w:val="1"/>
+      </w:rPr>
+      <w:tcPr>
+        <w:tcBorders>
+          <w:bottom w:color="666666" w:space="0" w:sz="12" w:val="single"/>
+        </w:tcBorders>
+      </w:tcPr>
+    </w:tblStylePr>
+    <w:tblStylePr w:type="lastCol">
+      <w:rPr>
+        <w:b w:val="1"/>
+      </w:rPr>
+    </w:tblStylePr>
+    <w:tblStylePr w:type="lastRow">
+      <w:rPr>
+        <w:b w:val="1"/>
+      </w:rPr>
+      <w:tcPr>
+        <w:tcBorders>
+          <w:top w:color="666666" w:space="0" w:sz="4" w:val="single"/>
+        </w:tcBorders>
+      </w:tcPr>
+    </w:tblStylePr>
+  </w:style>
+  <w:style w:type="table" w:styleId="Table5">
+    <w:basedOn w:val="TableNormal"/>
+    <w:tblPr>
+      <w:tblStyleRowBandSize w:val="1"/>
+      <w:tblStyleColBandSize w:val="1"/>
+      <w:tblCellMar>
+        <w:top w:w="0.0" w:type="dxa"/>
+        <w:left w:w="108.0" w:type="dxa"/>
+        <w:bottom w:w="0.0" w:type="dxa"/>
+        <w:right w:w="108.0" w:type="dxa"/>
+      </w:tblCellMar>
+    </w:tblPr>
+    <w:tblStylePr w:type="firstCol">
+      <w:rPr>
+        <w:b w:val="1"/>
+      </w:rPr>
+    </w:tblStylePr>
+    <w:tblStylePr w:type="firstRow">
+      <w:rPr>
+        <w:b w:val="1"/>
+      </w:rPr>
+      <w:tcPr>
+        <w:tcBorders>
+          <w:bottom w:color="666666" w:space="0" w:sz="12" w:val="single"/>
+        </w:tcBorders>
+      </w:tcPr>
+    </w:tblStylePr>
+    <w:tblStylePr w:type="lastCol">
+      <w:rPr>
+        <w:b w:val="1"/>
+      </w:rPr>
+    </w:tblStylePr>
+    <w:tblStylePr w:type="lastRow">
+      <w:rPr>
+        <w:b w:val="1"/>
+      </w:rPr>
+      <w:tcPr>
+        <w:tcBorders>
+          <w:top w:color="666666" w:space="0" w:sz="4" w:val="single"/>
+        </w:tcBorders>
+      </w:tcPr>
+    </w:tblStylePr>
+  </w:style>
+  <w:style w:type="table" w:styleId="Table6">
+    <w:basedOn w:val="TableNormal"/>
+    <w:tblPr>
+      <w:tblStyleRowBandSize w:val="1"/>
+      <w:tblStyleColBandSize w:val="1"/>
+      <w:tblCellMar>
+        <w:top w:w="0.0" w:type="dxa"/>
+        <w:left w:w="108.0" w:type="dxa"/>
+        <w:bottom w:w="0.0" w:type="dxa"/>
+        <w:right w:w="108.0" w:type="dxa"/>
+      </w:tblCellMar>
+    </w:tblPr>
+    <w:tblStylePr w:type="firstCol">
+      <w:rPr>
+        <w:b w:val="1"/>
+      </w:rPr>
+    </w:tblStylePr>
+    <w:tblStylePr w:type="firstRow">
+      <w:rPr>
+        <w:b w:val="1"/>
+      </w:rPr>
+      <w:tcPr>
+        <w:tcBorders>
+          <w:bottom w:color="666666" w:space="0" w:sz="12" w:val="single"/>
+        </w:tcBorders>
+      </w:tcPr>
+    </w:tblStylePr>
+    <w:tblStylePr w:type="lastCol">
+      <w:rPr>
+        <w:b w:val="1"/>
+      </w:rPr>
+    </w:tblStylePr>
+    <w:tblStylePr w:type="lastRow">
+      <w:rPr>
+        <w:b w:val="1"/>
+      </w:rPr>
+      <w:tcPr>
+        <w:tcBorders>
+          <w:top w:color="666666" w:space="0" w:sz="4" w:val="single"/>
+        </w:tcBorders>
+      </w:tcPr>
+    </w:tblStylePr>
+  </w:style>
+  <w:style w:type="table" w:styleId="Table7">
+    <w:basedOn w:val="TableNormal"/>
+    <w:tblPr>
+      <w:tblStyleRowBandSize w:val="1"/>
+      <w:tblStyleColBandSize w:val="1"/>
+      <w:tblCellMar>
+        <w:top w:w="0.0" w:type="dxa"/>
+        <w:left w:w="108.0" w:type="dxa"/>
+        <w:bottom w:w="0.0" w:type="dxa"/>
+        <w:right w:w="108.0" w:type="dxa"/>
+      </w:tblCellMar>
+    </w:tblPr>
+    <w:tblStylePr w:type="firstCol">
+      <w:rPr>
+        <w:b w:val="1"/>
+      </w:rPr>
+    </w:tblStylePr>
+    <w:tblStylePr w:type="firstRow">
+      <w:rPr>
+        <w:b w:val="1"/>
+      </w:rPr>
+      <w:tcPr>
+        <w:tcBorders>
+          <w:bottom w:color="666666" w:space="0" w:sz="12" w:val="single"/>
+        </w:tcBorders>
+      </w:tcPr>
+    </w:tblStylePr>
+    <w:tblStylePr w:type="lastCol">
+      <w:rPr>
+        <w:b w:val="1"/>
+      </w:rPr>
+    </w:tblStylePr>
+    <w:tblStylePr w:type="lastRow">
+      <w:rPr>
+        <w:b w:val="1"/>
+      </w:rPr>
+      <w:tcPr>
+        <w:tcBorders>
+          <w:top w:color="666666" w:space="0" w:sz="4" w:val="single"/>
+        </w:tcBorders>
+      </w:tcPr>
+    </w:tblStylePr>
+  </w:style>
+  <w:style w:type="table" w:styleId="Table8">
+    <w:basedOn w:val="TableNormal"/>
+    <w:tblPr>
+      <w:tblStyleRowBandSize w:val="1"/>
+      <w:tblStyleColBandSize w:val="1"/>
+      <w:tblCellMar>
+        <w:top w:w="0.0" w:type="dxa"/>
+        <w:left w:w="108.0" w:type="dxa"/>
+        <w:bottom w:w="0.0" w:type="dxa"/>
+        <w:right w:w="108.0" w:type="dxa"/>
+      </w:tblCellMar>
+    </w:tblPr>
+    <w:tblStylePr w:type="firstCol">
+      <w:rPr>
+        <w:b w:val="1"/>
+      </w:rPr>
+    </w:tblStylePr>
+    <w:tblStylePr w:type="firstRow">
+      <w:rPr>
+        <w:b w:val="1"/>
+      </w:rPr>
+      <w:tcPr>
+        <w:tcBorders>
+          <w:bottom w:color="666666" w:space="0" w:sz="12" w:val="single"/>
+        </w:tcBorders>
+      </w:tcPr>
+    </w:tblStylePr>
+    <w:tblStylePr w:type="lastCol">
+      <w:rPr>
+        <w:b w:val="1"/>
+      </w:rPr>
+    </w:tblStylePr>
+    <w:tblStylePr w:type="lastRow">
+      <w:rPr>
+        <w:b w:val="1"/>
+      </w:rPr>
+      <w:tcPr>
+        <w:tcBorders>
+          <w:top w:color="666666" w:space="0" w:sz="4" w:val="single"/>
+        </w:tcBorders>
+      </w:tcPr>
+    </w:tblStylePr>
+  </w:style>
+  <w:style w:type="table" w:styleId="Table9">
+    <w:basedOn w:val="TableNormal"/>
+    <w:tblPr>
+      <w:tblStyleRowBandSize w:val="1"/>
+      <w:tblStyleColBandSize w:val="1"/>
+      <w:tblCellMar>
+        <w:top w:w="0.0" w:type="dxa"/>
+        <w:left w:w="108.0" w:type="dxa"/>
+        <w:bottom w:w="0.0" w:type="dxa"/>
+        <w:right w:w="108.0" w:type="dxa"/>
+      </w:tblCellMar>
+    </w:tblPr>
+    <w:tblStylePr w:type="firstCol">
+      <w:rPr>
+        <w:b w:val="1"/>
+      </w:rPr>
+    </w:tblStylePr>
+    <w:tblStylePr w:type="firstRow">
+      <w:rPr>
+        <w:b w:val="1"/>
+      </w:rPr>
+      <w:tcPr>
+        <w:tcBorders>
+          <w:bottom w:color="666666" w:space="0" w:sz="12" w:val="single"/>
+        </w:tcBorders>
+      </w:tcPr>
+    </w:tblStylePr>
+    <w:tblStylePr w:type="lastCol">
+      <w:rPr>
+        <w:b w:val="1"/>
+      </w:rPr>
+    </w:tblStylePr>
+    <w:tblStylePr w:type="lastRow">
+      <w:rPr>
+        <w:b w:val="1"/>
+      </w:rPr>
+      <w:tcPr>
+        <w:tcBorders>
+          <w:top w:color="666666" w:space="0" w:sz="4" w:val="single"/>
+        </w:tcBorders>
+      </w:tcPr>
+    </w:tblStylePr>
+  </w:style>
+  <w:style w:type="table" w:styleId="Table10">
+    <w:basedOn w:val="TableNormal"/>
+    <w:tblPr>
+      <w:tblStyleRowBandSize w:val="1"/>
+      <w:tblStyleColBandSize w:val="1"/>
+      <w:tblCellMar>
+        <w:top w:w="0.0" w:type="dxa"/>
+        <w:left w:w="108.0" w:type="dxa"/>
+        <w:bottom w:w="0.0" w:type="dxa"/>
+        <w:right w:w="108.0" w:type="dxa"/>
+      </w:tblCellMar>
+    </w:tblPr>
+    <w:tblStylePr w:type="firstCol">
+      <w:rPr>
+        <w:b w:val="1"/>
+      </w:rPr>
+    </w:tblStylePr>
+    <w:tblStylePr w:type="firstRow">
+      <w:rPr>
+        <w:b w:val="1"/>
+      </w:rPr>
+      <w:tcPr>
+        <w:tcBorders>
+          <w:bottom w:color="666666" w:space="0" w:sz="12" w:val="single"/>
+        </w:tcBorders>
+      </w:tcPr>
+    </w:tblStylePr>
+    <w:tblStylePr w:type="lastCol">
+      <w:rPr>
+        <w:b w:val="1"/>
+      </w:rPr>
+    </w:tblStylePr>
+    <w:tblStylePr w:type="lastRow">
+      <w:rPr>
+        <w:b w:val="1"/>
+      </w:rPr>
+      <w:tcPr>
+        <w:tcBorders>
+          <w:top w:color="666666" w:space="0" w:sz="4" w:val="single"/>
+        </w:tcBorders>
+      </w:tcPr>
+    </w:tblStylePr>
+  </w:style>
+  <w:style w:type="table" w:styleId="Table11">
     <w:basedOn w:val="TableNormal"/>
     <w:tblPr>
       <w:tblStyleRowBandSize w:val="1"/>
@@ -6362,7 +6844,7 @@
 
 <file path=customXML/item1.xml><?xml version="1.0" encoding="utf-8"?>
 <go:gDocsCustomXmlDataStorage xmlns:go="http://customooxmlschemas.google.com/" xmlns:r="http://schemas.openxmlformats.org/officeDocument/2006/relationships" uri="GoogleDocsCustomDataVersion2">
-  <go:docsCustomData xmlns:go="http://customooxmlschemas.google.com/" roundtripDataSignature="AMtx7mj8/KxbUbVzOofvmFxb5YseV3t+Ig==">CgMxLjAaHwoBMBIaChgICVIUChJ0YWJsZS4zOW44ZWhzMnY3cXEaHwoBMRIaChgICVIUChJ0YWJsZS52N2V3Y3RodmZrbTE4AHIhMXl2eXJBREc2WEFvTEFZYTRFNVBxbjJ2V096aEZ5cjRP</go:docsCustomData>
+  <go:docsCustomData xmlns:go="http://customooxmlschemas.google.com/" roundtripDataSignature="AMtx7mjY/W6YHFwXDkyYWitn71MLnCqaZg==">CgMxLjAaHwoBMBIaChgICVIUChJ0YWJsZS4zOW44ZWhzMnY3cXEaHwoBMRIaChgICVIUChJ0YWJsZS52N2V3Y3RodmZrbTE4AHIhMWRzeGdPX0o2cTJ1dVFVZXlkNFBQTnNBRnZBV1otajJf</go:docsCustomData>
 </go:gDocsCustomXmlDataStorage>
 </file>
 
